--- a/docs/general-english/A2/release/units/a21-u06.docx
+++ b/docs/general-english/A2/release/units/a21-u06.docx
@@ -874,7 +874,7 @@
           <wp:inline>
             <wp:extent cx="5724525" cy="1390650"/>
             <wp:effectExtent b="0" l="0" r="0" t="0"/>
-            <wp:docPr descr="The four words of the word bank, in the order the task prints them, each with a picture: taxi, umbrella, spare, missed." title="" id="27" name="Picture"/>
+            <wp:docPr descr="The four words of the word bank, in the order the task prints them, each with a picture: spare, missed, umbrella, taxi." title="" id="27" name="Picture"/>
             <a:graphic>
               <a:graphicData uri="http://schemas.openxmlformats.org/drawingml/2006/picture">
                 <pic:pic>
@@ -968,7 +968,7 @@
         <w:t xml:space="preserve"> </w:t>
       </w:r>
       <w:r>
-        <w:t xml:space="preserve">taxi | umbrella | spare | missed</w:t>
+        <w:t xml:space="preserve">spare | missed | umbrella | taxi</w:t>
       </w:r>
     </w:p>
     <w:p>
@@ -5199,7 +5199,7 @@
       <w:r>
         <w:drawing>
           <wp:inline>
-            <wp:extent cx="5724525" cy="2009775"/>
+            <wp:extent cx="5724525" cy="2133600"/>
             <wp:effectExtent b="0" l="0" r="0" t="0"/>
             <wp:docPr descr="The five verbs of this task as chips above two empty bins, one for the verbs that add -ed and one for the verbs that change instead. Which chip goes in which bin is the exercise, so none of them is placed." title="" id="60" name="Picture"/>
             <a:graphic>
@@ -5220,7 +5220,7 @@
                   <pic:spPr bwMode="auto">
                     <a:xfrm>
                       <a:off x="0" y="0"/>
-                      <a:ext cx="5724525" cy="2009775"/>
+                      <a:ext cx="5724525" cy="2133600"/>
                     </a:xfrm>
                     <a:prstGeom prst="rect">
                       <a:avLst/>
@@ -11789,7 +11789,7 @@
       <w:r>
         <w:drawing>
           <wp:inline>
-            <wp:extent cx="5724525" cy="2295525"/>
+            <wp:extent cx="5724525" cy="2495550"/>
             <wp:effectExtent b="0" l="0" r="0" t="0"/>
             <wp:docPr descr="The decision task as one question and three branches, with what each one costs: say yes and somebody else has a key; hide one outside, which is a key anybody can find; or say no and change nothing, and risk a night on the stairs." title="" id="132" name="Picture"/>
             <a:graphic>
@@ -11810,7 +11810,7 @@
                   <pic:spPr bwMode="auto">
                     <a:xfrm>
                       <a:off x="0" y="0"/>
-                      <a:ext cx="5724525" cy="2295525"/>
+                      <a:ext cx="5724525" cy="2495550"/>
                     </a:xfrm>
                     <a:prstGeom prst="rect">
                       <a:avLst/>
@@ -11988,7 +11988,7 @@
           <wp:inline>
             <wp:extent cx="5724525" cy="2095500"/>
             <wp:effectExtent b="0" l="0" r="0" t="0"/>
-            <wp:docPr descr="The eight words of the spiral review bank, in bank order: suitcase, delay, gate, spare, went, caught, museum, basket." title="" id="135" name="Picture"/>
+            <wp:docPr descr="The eight words of the spiral review bank, in bank order: spare, basket, suitcase, caught, gate, delay, went, museum." title="" id="135" name="Picture"/>
             <a:graphic>
               <a:graphicData uri="http://schemas.openxmlformats.org/drawingml/2006/picture">
                 <pic:pic>
@@ -12107,7 +12107,7 @@
         <w:t xml:space="preserve"> </w:t>
       </w:r>
       <w:r>
-        <w:t xml:space="preserve">suitcase | delay | gate | spare | went | caught | museum | basket</w:t>
+        <w:t xml:space="preserve">spare | basket | suitcase | caught | gate | delay | went | museum</w:t>
       </w:r>
     </w:p>
     <w:p>
